--- a/tillsynsmail/A 40110-2025 tillsynsbegäran mail.docx
+++ b/tillsynsmail/A 40110-2025 tillsynsbegäran mail.docx
@@ -14,7 +14,7 @@
     </w:p>
     <w:p>
       <w:r>
-        <w:t>I det avverkningsanmälda området har 2 naturvårdsarter varav 1 rödlistade arter hittats.</w:t>
+        <w:t>I det avverkningsanmälda området har 7 naturvårdsarter varav 3 rödlistade arter hittats. Bland annat har knärot (VU, §8) sin livsmiljö i skogen. Observera att utan dispens från Länsstyrelsen är det ett lagbrott att på något sätt skada artens livsmiljö eller ekologiska funktion i området (14 och 15 §§ artskyddsförordningen).</w:t>
       </w:r>
     </w:p>
     <w:p>

--- a/tillsynsmail/A 40110-2025 tillsynsbegäran mail.docx
+++ b/tillsynsmail/A 40110-2025 tillsynsbegäran mail.docx
@@ -14,7 +14,7 @@
     </w:p>
     <w:p>
       <w:r>
-        <w:t>I det avverkningsanmälda området har 7 naturvårdsarter varav 3 rödlistade arter hittats. Bland annat har knärot (VU, §8) sin livsmiljö i skogen. Observera att utan dispens från Länsstyrelsen är det ett lagbrott att på något sätt skada artens livsmiljö eller ekologiska funktion i området (14 och 15 §§ artskyddsförordningen).</w:t>
+        <w:t>I det avverkningsanmälda området har 8 naturvårdsarter varav 4 rödlistade arter hittats. Bland annat har knärot (VU, §8) sin livsmiljö i skogen. Observera att utan dispens från Länsstyrelsen är det ett lagbrott att på något sätt skada artens livsmiljö eller ekologiska funktion i området (14 och 15 §§ artskyddsförordningen).</w:t>
       </w:r>
     </w:p>
     <w:p>

--- a/tillsynsmail/A 40110-2025 tillsynsbegäran mail.docx
+++ b/tillsynsmail/A 40110-2025 tillsynsbegäran mail.docx
@@ -14,7 +14,7 @@
     </w:p>
     <w:p>
       <w:r>
-        <w:t>I det avverkningsanmälda området har 8 naturvårdsarter varav 4 rödlistade arter hittats. Bland annat har knärot (VU, §8) sin livsmiljö i skogen. Observera att utan dispens från Länsstyrelsen är det ett lagbrott att på något sätt skada artens livsmiljö eller ekologiska funktion i området (14 och 15 §§ artskyddsförordningen).</w:t>
+        <w:t>I det avverkningsanmälda området har 9 naturvårdsarter varav 5 rödlistade arter hittats. Bland annat har knärot (VU, §8) sin livsmiljö i skogen. Observera att utan dispens från Länsstyrelsen är det ett lagbrott att på något sätt skada artens livsmiljö eller ekologiska funktion i området (14 och 15 §§ artskyddsförordningen).</w:t>
       </w:r>
     </w:p>
     <w:p>

--- a/tillsynsmail/A 40110-2025 tillsynsbegäran mail.docx
+++ b/tillsynsmail/A 40110-2025 tillsynsbegäran mail.docx
@@ -14,7 +14,7 @@
     </w:p>
     <w:p>
       <w:r>
-        <w:t>I det avverkningsanmälda området har 9 naturvårdsarter varav 5 rödlistade arter hittats. Bland annat har knärot (VU, §8) sin livsmiljö i skogen. Observera att utan dispens från Länsstyrelsen är det ett lagbrott att på något sätt skada artens livsmiljö eller ekologiska funktion i området (14 och 15 §§ artskyddsförordningen).</w:t>
+        <w:t>I det avverkningsanmälda området har 17 naturvårdsarter varav 10 rödlistade arter hittats. Bland annat har knärot (VU, §8) sin livsmiljö i skogen. Observera att utan dispens från Länsstyrelsen är det ett lagbrott att på något sätt skada artens livsmiljö eller ekologiska funktion i området (14 och 15 §§ artskyddsförordningen).</w:t>
       </w:r>
     </w:p>
     <w:p>

--- a/tillsynsmail/A 40110-2025 tillsynsbegäran mail.docx
+++ b/tillsynsmail/A 40110-2025 tillsynsbegäran mail.docx
@@ -14,7 +14,7 @@
     </w:p>
     <w:p>
       <w:r>
-        <w:t>I det avverkningsanmälda området har 17 naturvårdsarter varav 10 rödlistade arter hittats. Bland annat har knärot (VU, §8) sin livsmiljö i skogen. Observera att utan dispens från Länsstyrelsen är det ett lagbrott att på något sätt skada artens livsmiljö eller ekologiska funktion i området (14 och 15 §§ artskyddsförordningen).</w:t>
+        <w:t>I det avverkningsanmälda området har 18 naturvårdsarter varav 11 rödlistade arter hittats. Bland annat har knärot (VU, §8) sin livsmiljö i skogen. Observera att utan dispens från Länsstyrelsen är det ett lagbrott att på något sätt skada artens livsmiljö eller ekologiska funktion i området (14 och 15 §§ artskyddsförordningen).</w:t>
       </w:r>
     </w:p>
     <w:p>

--- a/tillsynsmail/A 40110-2025 tillsynsbegäran mail.docx
+++ b/tillsynsmail/A 40110-2025 tillsynsbegäran mail.docx
@@ -14,7 +14,7 @@
     </w:p>
     <w:p>
       <w:r>
-        <w:t>I det avverkningsanmälda området har 18 naturvårdsarter varav 11 rödlistade arter hittats. Bland annat har knärot (VU, §8) sin livsmiljö i skogen. Observera att utan dispens från Länsstyrelsen är det ett lagbrott att på något sätt skada artens livsmiljö eller ekologiska funktion i området (14 och 15 §§ artskyddsförordningen).</w:t>
+        <w:t>I det avverkningsanmälda området har 19 naturvårdsarter varav 11 rödlistade arter hittats. Bland annat har knärot (VU, §8) sin livsmiljö i skogen. Observera att utan dispens från Länsstyrelsen är det ett lagbrott att på något sätt skada artens livsmiljö eller ekologiska funktion i området (14 och 15 §§ artskyddsförordningen).</w:t>
       </w:r>
     </w:p>
     <w:p>

--- a/tillsynsmail/A 40110-2025 tillsynsbegäran mail.docx
+++ b/tillsynsmail/A 40110-2025 tillsynsbegäran mail.docx
@@ -14,7 +14,7 @@
     </w:p>
     <w:p>
       <w:r>
-        <w:t>I det avverkningsanmälda området har 19 naturvårdsarter varav 11 rödlistade arter hittats. Bland annat har knärot (VU, §8) sin livsmiljö i skogen. Observera att utan dispens från Länsstyrelsen är det ett lagbrott att på något sätt skada artens livsmiljö eller ekologiska funktion i området (14 och 15 §§ artskyddsförordningen).</w:t>
+        <w:t>I det avverkningsanmälda området har 27 naturvårdsarter varav 14 rödlistade arter hittats. Bland annat har knärot (VU, §8) sin livsmiljö i skogen. Observera att utan dispens från Länsstyrelsen är det ett lagbrott att på något sätt skada artens livsmiljö eller ekologiska funktion i området (14 och 15 §§ artskyddsförordningen).</w:t>
       </w:r>
     </w:p>
     <w:p>

--- a/tillsynsmail/A 40110-2025 tillsynsbegäran mail.docx
+++ b/tillsynsmail/A 40110-2025 tillsynsbegäran mail.docx
@@ -14,7 +14,7 @@
     </w:p>
     <w:p>
       <w:r>
-        <w:t>I det avverkningsanmälda området har 27 naturvårdsarter varav 14 rödlistade arter hittats. Bland annat har knärot (VU, §8) sin livsmiljö i skogen. Observera att utan dispens från Länsstyrelsen är det ett lagbrott att på något sätt skada artens livsmiljö eller ekologiska funktion i området (14 och 15 §§ artskyddsförordningen).</w:t>
+        <w:t>I det avverkningsanmälda området har 25 naturvårdsarter varav 12 rödlistade arter hittats. Bland annat har knärot (VU, §8) sin livsmiljö i skogen. Observera att utan dispens från Länsstyrelsen är det ett lagbrott att på något sätt skada artens livsmiljö eller ekologiska funktion i området (14 och 15 §§ artskyddsförordningen).</w:t>
       </w:r>
     </w:p>
     <w:p>

--- a/tillsynsmail/A 40110-2025 tillsynsbegäran mail.docx
+++ b/tillsynsmail/A 40110-2025 tillsynsbegäran mail.docx
@@ -14,7 +14,7 @@
     </w:p>
     <w:p>
       <w:r>
-        <w:t>I det avverkningsanmälda området har 25 naturvårdsarter varav 12 rödlistade arter hittats. Bland annat har knärot (VU, §8) sin livsmiljö i skogen. Observera att utan dispens från Länsstyrelsen är det ett lagbrott att på något sätt skada artens livsmiljö eller ekologiska funktion i området (14 och 15 §§ artskyddsförordningen).</w:t>
+        <w:t>I det avverkningsanmälda området har 29 naturvårdsarter varav 12 rödlistade arter hittats. Bland annat har knärot (VU, §8) sin livsmiljö i skogen. Observera att utan dispens från Länsstyrelsen är det ett lagbrott att på något sätt skada artens livsmiljö eller ekologiska funktion i området (14 och 15 §§ artskyddsförordningen).</w:t>
       </w:r>
     </w:p>
     <w:p>

--- a/tillsynsmail/A 40110-2025 tillsynsbegäran mail.docx
+++ b/tillsynsmail/A 40110-2025 tillsynsbegäran mail.docx
@@ -14,7 +14,7 @@
     </w:p>
     <w:p>
       <w:r>
-        <w:t>I det avverkningsanmälda området har 29 naturvårdsarter varav 12 rödlistade arter hittats. Bland annat har knärot (VU, §8) sin livsmiljö i skogen. Observera att utan dispens från Länsstyrelsen är det ett lagbrott att på något sätt skada artens livsmiljö eller ekologiska funktion i området (14 och 15 §§ artskyddsförordningen).</w:t>
+        <w:t>I det avverkningsanmälda området har 31 naturvårdsarter varav 13 rödlistade arter hittats. Bland annat har knärot (VU, §8) sin livsmiljö i skogen. Observera att utan dispens från Länsstyrelsen är det ett lagbrott att på något sätt skada artens livsmiljö eller ekologiska funktion i området (14 och 15 §§ artskyddsförordningen).</w:t>
       </w:r>
     </w:p>
     <w:p>

--- a/tillsynsmail/A 40110-2025 tillsynsbegäran mail.docx
+++ b/tillsynsmail/A 40110-2025 tillsynsbegäran mail.docx
@@ -14,7 +14,7 @@
     </w:p>
     <w:p>
       <w:r>
-        <w:t>I det avverkningsanmälda området har 32 naturvårdsarter varav 14 rödlistade arter hittats. Bland annat har knärot (VU, §8) sin livsmiljö i skogen. Observera att utan dispens från Länsstyrelsen är det ett lagbrott att på något sätt skada artens livsmiljö eller ekologiska funktion i området (14 och 15 §§ artskyddsförordningen).</w:t>
+        <w:t>I det avverkningsanmälda området har 32 naturvårdsarter varav 16 rödlistade arter hittats. Bland annat har knärot (VU, T, §8) sin livsmiljö i skogen. Observera att utan dispens från Länsstyrelsen är det ett lagbrott att på något sätt skada artens livsmiljö eller ekologiska funktion i området (14 och 15 §§ artskyddsförordningen).</w:t>
       </w:r>
     </w:p>
     <w:p>
